--- a/example_articles/countries/Egypt/2.countries_Egypt_New_York_Times.docx
+++ b/example_articles/countries/Egypt/2.countries_Egypt_New_York_Times.docx
@@ -29,17 +29,17 @@
     </w:p>
     <w:p>
       <w:r>
-        <w:t>Source File: NYT/22.DOCX</w:t>
+        <w:t>Source file: NYT/22.DOCX</w:t>
       </w:r>
     </w:p>
     <w:p>
       <w:r>
-        <w:t>Raw locations result: ['Egypt']</w:t>
+        <w:t>Raw locations result, 'locations': ['Egypt']</w:t>
       </w:r>
     </w:p>
     <w:p>
       <w:r>
-        <w:t>countries_stand_flat (Standardized): Egypt</w:t>
+        <w:t>Standardized locations result, 'countries_stand_flat': Egypt</w:t>
       </w:r>
     </w:p>
     <w:p>

--- a/example_articles/countries/Egypt/2.countries_Egypt_New_York_Times.docx
+++ b/example_articles/countries/Egypt/2.countries_Egypt_New_York_Times.docx
@@ -7,9 +7,7 @@
         <w:pStyle w:val="Heading1"/>
       </w:pPr>
       <w:r>
-        <w:t>FIGURE SKATING;</w:t>
-        <w:br/>
-        <w:t>But They're All So, So, You Know, Common</w:t>
+        <w:t>'Sometimes I feel we don't have a place here anymore'</w:t>
       </w:r>
     </w:p>
     <w:p>
@@ -19,17 +17,17 @@
     </w:p>
     <w:p>
       <w:r>
-        <w:t>Date: 1994-01-28</w:t>
+        <w:t>Date: 2011-08-28</w:t>
       </w:r>
     </w:p>
     <w:p>
       <w:r>
-        <w:t>Section: Section B;; Section B; Page 12; Column 3; Sports Desk; Column 3;</w:t>
+        <w:t>Section: Section MM; Column 0; Magazine Desk; Pg. 38</w:t>
       </w:r>
     </w:p>
     <w:p>
       <w:r>
-        <w:t>Source file: NYT/22.DOCX</w:t>
+        <w:t>Source file: NYT/51.DOCX</w:t>
       </w:r>
     </w:p>
     <w:p>
@@ -51,43 +49,88 @@
     </w:p>
     <w:p>
       <w:r>
-        <w:t>Iron Mike's still in the slammer.</w:t>
+        <w:t>The first time I met Ayman, he insisted on picking me up in his shiny black Chevrolet sedan outside the King of Shrimp, a popular fish restaurant in the Cairo neighborhood of Shobra. It was April, and he had just returned from Berlin, where he attended a conference on tourism (''the world's biggest'') for his job. A brand new ''I Love Berlin'' key chain dangled from his rearview mirror. Also dangling was a small metallic cross, along with ''I Love London'' and, of course, ''I Love New York.'' As a procurement manager at a multinational company, he travels a great deal. ''I have a busy passport,'' he told me during that first meeting, handing me his overfull visa pages to inspect.</w:t>
         <w:br/>
-        <w:t>Will Tonya skate in Lillehammer?</w:t>
+        <w:t>A youthful-looking 43, Ayman has worked his way up various ladders at a number of multinationals and makes an exceptional salary -- by Egyptian standards anyway -- of several thousand dollars a month. He is movie-star handsome and works out regularly at a fancy gym called Pro. He has memberships at three recreation clubs, and his wife, Enas, who is 37, collects designer perfumes and laughs like a girl half her age. (They asked me not to use their last name to help protect their privacy.) His children -- three strenuously color-coordinated girls named Joly, Jomana and Jassy -- are learning English in their convent school. (''Say 'how are you' in English,'' Ayman often tells them.) Their apartment, small but abundantly furnished, is filled with familiar markers of a modern, middle-class Egyptian life, from an unused treadmill to a very-wide-screen TV. Ayman's bedside reading includes many books in English on marketing, along with a handful of pocket romances. Until recently, they had planned a family diving trip to the Red Sea.</w:t>
         <w:br/>
-        <w:t>And if da Bills should don't win the game</w:t>
+        <w:t>''We didn't see this coming,'' Enas, a soft and pretty woman who wears sparkly tops and figure-hugging jeans, told me one day in May. She was speaking about the demonstrations that swept Egypt on Jan. 25 and the revolution that followed. ''In the first days, they said there were foreigners, from Switzerland and Israel, giving people money in Tahrir Square -- in euros -- and Kentucky Fried Chicken,'' she said. ''They said they were having sex and taking drugs. I believed such things.''</w:t>
         <w:br/>
-        <w:t>They'll go right in the hall of shame.</w:t>
+        <w:t>By the end of January, Ayman joined the demonstrations with work colleagues. ''I would fight with him,'' Enas said. ''I was scared. I didn't want him to go, but he insisted.''</w:t>
         <w:br/>
-        <w:t>Lunch-pail heroes rarely make it in American sports anymore because the Athletic-Industrial Complex requires middle-class values and behavior along with winning. Marketing megabucks can't be risked on someone who might wake up in the wrong bed or forget which brand he plays for. Nike's victory over Reebok at Barcelona was a modern middle-class triumph, enlightened self-interest over blind patriotism.</w:t>
+        <w:t>Ayman was visibly proud when he talked about his defense of the revolution against Hosni Mubarak's henchmen. ''I was helping to take care of the prison in the square, to hold all the thugs,'' he said. And then, the unthinkable happened: during sunset prayers on Feb. 11, a defamed and disgraced Mubarak stepped down, and like many Egyptians, Ayman and his family celebrated. The streets of Cairo were buzzing with songs and music. ''It was a happy day,'' Enas said.</w:t>
         <w:br/>
-        <w:t>There have been few long-term lunch-pail heroes since Babe Ruth, who was raised in an orphanage because his parents didn't want him. The Babe burped and wenched through the Depression, keeping America diverted, but once he couldn't bring his bat around fast enough he was gone.</w:t>
+        <w:t>Over the next several weeks, Ayman and Enas took to voraciously consuming newspapers -- neither had followed the news much previously -- rehashing the paper's most alarming details to each other: the police were in disarray, jailbreaks were abundant, hospitals were being robbed. Above all, they lingered over stories of churches and their parishioners under threat from radical Salafists who, they heard, described churches as mafias harboring weapons and sinners. Other Salafists, so the rumors went, were calling for acid to be thrown in the faces of unveiled women. (Salafist leaders later denied this.) But many Copts worried that the democratic ideals that triumphed in Tahrir Square would be lost and Egypt might turn into an Islamic republic like Iran. ''We never even heard the word 'Salafist' before the revolution,'' Ayman told me.</w:t>
         <w:br/>
-        <w:t>These days, the presence of self-conscious trash-talkers is used to prove that the cradle of modern pro basketball was in a ruined asphalt schoolyard in a poor black neighborhood. Mostly myth. All the great one-name stars, from Kareem to Magic and Michael and Shaq, are the smooth-skinned sons of the upwardly rising; the exception, Bird, was a Joyce Carol Oates white from French Lick, Indiana. And just how many major endorsements did he get?</w:t>
+        <w:t>By March, Ayman's fears had grown, and he began to reach out to Egyptian friends who live in America, asking them about their lives there. Never before had Ayman thought seriously about ''leaving our country,'' he said, but now he was asking friends how they had managed to emigrate and how he might go about moving his family out of Egypt if he needed to.</w:t>
         <w:br/>
-        <w:t>Bird somehow escaped the usual fate of working-class jocks pumped up like sneakers, then popped like balloons. Maybe his whiteness in a black sport helped.</w:t>
+        <w:t>Ayman and his family, who are among Egypt's 10 million Christians, most of whom are Copts, live in Shobra, a traffic-clogged, densely packed district squeezed between the edge of downtown Cairo and the Nile. Though many upwardly mobile Copts left Shobra over the years as the area grew more working class, it remains one of the most concentrated Christian communities in Egypt. Ayman and Enas grew up here. Their church is 400 yards from their house, and the girls' school is not much farther.</w:t>
         <w:br/>
-        <w:t>Early on, all athletes hear the sporting giddyap, "Try is the first step in triumph, babes, just keep coming." But at a certain distance, it becomes "Whoa, close enough" for the likes of Mike Tyson and Tonya Harding. They found out they would simply have to win big to place at all. They both deserved their faces on Wheaties boxes just for climbing so high.</w:t>
+        <w:t>Copts -- which comes from the Greek word for Egyptians -- are one of the oldest and largest Christian communities in the Middle East. Christianity was the country's majority religion until after the advent of Islam in the 7th century, when millions converted. Throughout their history, the Copts have been subject to mixed fortunes, alternately marginalized, discriminated against or simply left alone. During Mubarak's three-decade tenure, a relative calm prevailed, though routine prejudice against Copts persisted in universities, the police force and government offices. Tales of the kidnapping and forced conversion to Islam of Coptic girls have become part of community folklore. Though these accounts are often difficult to confirm, they reflect a palpable paranoia. There have been violent incidents of sectarian strife too. On New Year's Eve, a church bombing during midnight Mass in Alexandria left 21 dead.</w:t>
         <w:br/>
-        <w:t>And the Buffalo Bills should have gotten a special Lombardi Cup when they qualified for their fourth Super Bowl in a row. But working class is stomach hungry, not head hungry, and that eventually makes fans uncomfortable; at what point will these jocks climb into the stands and demand watches and wallets?</w:t>
+        <w:t>Anxiety among Egypt's Copts has only grown since the revolution. Enas more than once told the story of a group of villagers who attacked a Coptic landlord in Upper Egypt in March who they suspected of having an inappropriate relationship with one of his female Muslim tenants. ''They cut his ear off!'' she would say, her hand moving swiftly across her neck and ear. Meanwhile, abuses began to hit closer to home. Enas's mother, Samira, who is 77, and her aunt, who is 75, shared an apartment and were routinely harassed by a neighbor, an older Muslim man. One day when the grandchildren were visiting, the neighbor became particularly vicious. ''He let his dog loose on the children and called us heathens,'' Samira told me, her eyes tearing up. ''He had always been abusive, but after the revolution, he had more freedom to exercise it.'' Shortly after the incident, Samira and her sister moved in with the family; the two elderly women now share a tiny bedroom with Enas's three daughters.</w:t>
         <w:br/>
-        <w:t>Now the Bills, man by man, hardly all qualify as lunch-pail heroes. Marv Levy, the Lionel Trilling of coaches, will probably be offered an endowed chair at Columbia when he retires. But Buffalo embraced the Bills as symbol of a hardscrabble rust-belt working-class city that just won't quit -- at least it did until the symbol-casters decided that at some point not quitting becomes an embarrassment.</w:t>
+        <w:t>During the spring, the family stocked up on food and other supplies, and whenever Ayman traveled abroad, the family would stay indoors; the girls didn't go to school. It didn't help that their local police station, looted during the revolution, had not reopened (although ''the police do nothing for the Copts'' is a common refrain). ''We don't feel safe without Ayman,'' Enas said on one of my first visits to the family. She walked to the front door and pulled out a six-foot wooden staff from behind some cabinets. ''For protection,'' she said, laughing nervously. Ayman, who was sitting nearby, went to the other room and came back with a handgun he recently purchased. ''Don't worry,'' he said. ''It shoots blanks.''</w:t>
         <w:br/>
-        <w:t>The fourth time you pick yourself up off the floor reminds everyone that you've been decked three times. Wouldn't it be better if you just slid away for a while, licked your wounds, reconsidered, rebuilt? Fans would buy that. "Wait 'til next year!" is dreamy, but "Not again!" is hopeless.</w:t>
+        <w:t>The middle class and the educated intelligentsia have been leaving Egypt and the Middle East for decades -- for America, Britain, Australia -- seeking the stuff of a better life: higher-quality education, rosier business prospects, cleaner air and nicer parks. The U.S. green-card lottery is a frequent topic of discussion and intrigue, and in some neighborhoods, a person who manages to leave is referred to as a khawagga, or foreigner. And yet the revolution of Jan. 25, which was supposed to make Egypt a more hospitable place to live, may motivate more families to leave than ever before. If post-Mubarak Egypt inspires fear in people like Ayman, it may be pushing away the very people it needs most to build its new democracy.</w:t>
         <w:br/>
-        <w:t>Why couldn't they just accept the Bills as simply the best football team of the 1990's, and the most gallant? Four Super Bowls! After all, the Bills have lost only one big game in each of the past three years. But if a city is going to trade on identification and transference, the only number that counts is One.</w:t>
+        <w:t>By April, with frenzied discussion about rising Salafism in the newspapers, on talk shows and in living rooms across the country, Ayman and Enas began openly talking about moving to the United States. ''I know many people there,'' Ayman told me, pulling out a stack of business cards. They bore names of cities and neighborhoods with Egyptian populations: Bay Ridge in Brooklyn, Arlington, Va., Jersey City. One of his friends, he said, runs a supermarket, and another buys and sells cars. Ayman was planning to claim asylum on the grounds that Egypt had become unsafe for Copts. Though he had heard that lawyers could sell him a story -- for $4,000 -- he was not interested. ''I won't lie,'' he said. ''And I haven't made up my mind 100 percent. After 43 years, leaving everything I have built, it's not easy. I would be starting from the beginning.''</w:t>
         <w:br/>
-        <w:t>The lesson of the Bills is clear: If you don't win it all, you're a loser, no matter how hard you try, no matter how courageously you perform, no matter the handicaps you overcome. The process is not victory enough, trying is not enough, working is not enough. So you have to win, at all costs, because there's nothing else.</w:t>
+        <w:t>Leaving Egypt would mean relinquishing multiple comforts: a close-knit family; long, lazy evenings at the coffee shop, smoking a water pipe; a solid career; not to mention the difficulty of negotiating life in another language. What if Ayman had trouble finding work? What if work was all he did? It would be hard on Enas too. Though naturally sociable, she didn't have close friends in America as Ayman did -- nor did she speak English. She spent a good deal of time worrying about leaving behind her elderly mother, whom she called her ''best friend.'' The idea of America fluctuated for them between seeming like a land of bounty and a harsh, foreign place.</w:t>
         <w:br/>
-        <w:t>Tonya Harding understood that, which is why her edge became saw-toothed, her drive turned obsessive. Mike Tyson knew that, too, which is why he lost control when he lost his title. It's not as if we can claim to be surprised.</w:t>
+        <w:t>''It could be heaven or it could be hell,'' Enas told me one day as we talked through the questions running through her head. ''We will be walking into the unknown.''</w:t>
         <w:br/>
-        <w:t>Years ago we knew that Tonya would be unmarketable in a sport (I have trouble with this; is it a sport because the performance ends in a subjective competitive judgment?) made viable by Hitler's favorite "white rabbit," the Norwegian Olympian Sonja Henie, and a succession of beautiful, distant fantasy figures, the virgin brides of SportsWorld.</w:t>
+        <w:t>Some weeks later, I met Ayman and Enas in one of their favorite coffee shops, the popular Goal Cafe in the Nile-side neighborhood of Zamalek. Zamalek's regal villas and elitist cachet was a far cry from Shobra's meandering, litter-strewn streets, and Ayman's income allowed him to treat himself and Enas to frequent trips there. Enas dressed up for the occasion in a shimmering top and superfluous rouge -- she looked as if she were having her yearbook photo taken -- and Ayman donned the standard uniform of the upwardly mobile Egyptian man: starched polo shirt, jeans and abundant hair gel.</w:t>
         <w:br/>
-        <w:t>The only men they would ever threaten would be the fathers and husbands who lost control of their bank accounts. Nancy Kerrigan was a suitable successor. Tonya, shooting pool and deer, fixing engines, was too lunch-pail, too risky. If figure skating was only about talent on ice, there would have been no problem.</w:t>
+        <w:t>As we sat down for a water pipe, the two boasted about Joly, their oldest daughter, who gets top marks in her class. ''They will never let a Coptic girl be known as the top student,'' Ayman said. ''She can only be No. 2.''</w:t>
         <w:br/>
-        <w:t>Like the rink, the ring has its subtext. Only sweet-tempered killers need apply, warriors who spill their fury in the contest, then step out to smile, drink Coke, go to DisneyWorld. Tyson was unmarketable, too. No matter the facts in either case, we are conditioned to believe that Tyson raped the beauty contestant and Harding masterminded the assault. But couldn't it be more complex? Could Tyson have believed it was part of his due? When Harding said she wanted to "whip her butt," was there any question that her psyche needed to beat Kerrigan truly, on the ice?</w:t>
+        <w:t>Speaking loudly over the blare of dueling TVs, Enas jumped in -- she seemed unusually in her element in the trendy coffee shop. ''There are obstacles all around,'' she said. ''We have to get permission to build churches!''</w:t>
         <w:br/>
-        <w:t>Tyson will eventually get out and have to be dealt with. The Harding story continues to take its spins. And in two days there will be a football spectacular to remind us that second-best is worthless, silver might as well be lead, an ex-champ is an ex-person, and you'd be a fool not to do anything to get on top.</w:t>
+        <w:t>Our conversation shifted, as it often did, to what they envisioned their life in the United States would be like if they moved. Enas remarked that she would be able to wear whatever she wanted. As fringe Salafists continued to rail against ''immodest'' women -- links to threatening YouTube sermons were widely disseminated among Copts -- Enas stopped wearing short sleeves and had taken to tucking her cross inside her blouse. She had also stopped going to her hairdresser and even to the City/stars Mall, Cairo's most popular shopping destination. After the revolution, stickers were plastered on the mall's doors warning against gratuitous skin exposure.</w:t>
+        <w:br/>
+        <w:t>And yet, however free America might be, moving could mean giving up a certain kind of life they had grown attached to, especially on their forays into Zamalek. The neighborhood was a fitting emblem of their aspirations. Enas turned to me and said, ''He may have to work at a gas station or a supermarket.''</w:t>
+        <w:br/>
+        <w:t>''It may be hard,'' Ayman agreed, adding, ''but maybe everything is cheaper. In America, there is buy one, get one free.''</w:t>
+        <w:br/>
+        <w:t>One day in the spring, I visited Ayman and his family at home. His niece Hala, a recent graduate of the faculty of languages at Ain Shams University, was there, too. Hala speaks English and German. She told me that she would like to work in human resources -- though her reverential tone indicated that she might not really know what that entails. There were only 10 Christians in her department, and even before the revolution, she said, Muslim students aggressively proselytized around her and the other Christian students. She said she loves theater -- among her favorite plays are ''Hamlet,'' ''The Merchant of Venice'' and ''Romeo and Juliet'' -- and the last production she acted in (at her church) was about the experiences of four Egyptians who want to emigrate. She played two of the characters.</w:t>
+        <w:br/>
+        <w:t>''The message of the play is that it is better to stay in your country,'' she said. I asked if she agreed. ''Of course,'' she said. I asked if Copts were better off before the revolution. Hala nodded, saying, ''There was more safety.'' But she quickly added, as if her university education required her to, ''Still, we chose the revolution.''</w:t>
+        <w:br/>
+        <w:t>Enas's mother, a petite woman who smiles a lot but is mostly silent, pointed to the girls and announced, ''They want to leave.'' I asked Joly, who is 12, why she wanted to go to America. ''Better schools,'' she said dutifully. ''And more Nickelodeon.'' When I asked if she would miss her friends, she said, ''We can talk on the phone.'' Jomana piped up with a better solution: ''Facebook.''</w:t>
+        <w:br/>
+        <w:t>In early May, a rumor swept through the neighborhood of Imbaba, a poor area just across the Nile from Shobra, that members of the St. Mina church had kidnapped a female convert to Islam. Hundreds of Muslim residents surrounded the church, some chanting ''Allah akbar,'' ''God is great,'' and others wielding guns, clubs and swords. By night's end, St. Mina and another nearby church had burned to the ground, and at least 12 were dead. Ayman's worst fears were materializing. The day after the episode, he posted a video on his Facebook page of a long-bearded man calling for Muslims to attack churches.</w:t>
+        <w:br/>
+        <w:t>In the weeks that followed, Coptic and Muslim protesters, Ayman among them, set up camp at the state television building, demanding that those who attacked the churches be punished. A few nights into the sit-in, I found Ayman huddled in the back of a coffee shop, taking a break from the restive crowd. It was close to midnight, and the riot police had formed an awkward ring around the area. Less than an hour before, a group of at least 200 people raided the mostly peaceful gathering and set seven cars and a tree on fire. Ayman, whose eyes were glazed over from fear or exhaustion or both, took the arm of the man next to him and announced: ''He is a Muslim. I am a Christian. We never had to think about religion before!'' Outside, someone fired a gun. ''Sometimes I feel we don't have a place here anymore,'' he said.</w:t>
+        <w:br/>
+        <w:t>The following day, something shifted. Ayman told me he would continue to join the protests after work, but he also said that he had saved $60,000 to put toward opening a gas station in America, ''I think in Washington, D.C.'' To make extra money for the move, he and a friend were thinking about exporting frozen strawberries to Europe. He said that once he was in the United States, he hoped to import cotton goods from Egypt. ''I could find a relationship to a shop called K-Mart,'' he said. Two days later, I received a text message from him that read: ''I'm planning to move to U.S. first of Aug.'' When I called him, he said he would be preparing an asylum case. ''I am ready,'' he said.</w:t>
+        <w:br/>
+        <w:t>There have been times in the past months when tensions threatened to mar the fabric of historically cosmopolitan Egypt, as well as the glory of the telegenic revolution that had come to pass. Even Hosni Mubarak, with his paternalistic talk of having kept Egypt peaceful, was redeemed in some people's eyes. (''For 30 years, he was our father,'' one Coptic protester told me in April. ''He kept us safe.'') In the end, if the Egyptian revolution fails, it will be in part because instability has inspired so many to leave. Local newsmagazines are already highlighting the number of Egyptians preparing emigration papers; the July 6 issue of Al Mussawar magazine announced that in the first five months after Jan. 25, 608 Egyptians successfully obtained other passports; double the number who obtained them during the same period in the previous year. That figure doesn't include hundreds of others who are thought to have left some other way. Stories of people who relocated since the revolution -- some of them wealthy Egyptians who bought their way out, others who used tourist visas to travel to Australia, Europe and America where they may file for asylum -- are growing more common. Naguib Gabriel, a prominent Coptic lawyer, told me last month that he was receiving 100 inquiries a week about how to leave. ''For us, this revolution has been very bad,'' he said.</w:t>
+        <w:br/>
+        <w:t>The State Department's annual human rights report chronicles the plight of Copts in Egypt at length. In April, the U.S. Commission on International Religious Freedom recommended to Hillary Clinton, the secretary of state, that Egypt -- for the first time -- be labeled a ''country of particular concern.'' In mid-August, Congress assigned a special envoy for minority affairs in the Middle East and Asia who would have Copts as part of his portfolio. Michael Meunier, the president of the U.S. Copts Association, recently told me that representatives of churches in Washington and elsewhere have told him they were already hearing from Coptic emigres in need of financial and other forms of support. He expects those numbers to rise. ''No one feels safe,'' he said. ''And even if the richer Copts manage to get out, it's the poor who get stuck.''</w:t>
+        <w:br/>
+        <w:t>By the end of July, Ayman and Enas were still in Egypt. A new Egyptian law limited the withdrawal or transfer of large sums out of the country. Ayman's bank would only allow him to transfer up to $10,000 a month, so he was scrambling to figure out how he could borrow money from friends abroad. He still planned to pursue an asylum case and told me that while Enas's elderly mother and aunt would stay behind, his niece, Hala would join them. Then came July 29, when Ayman, along with thousands of others, participated in the Friday of Unity, a demonstration intended to gather secularists and Islamists alike in a peaceful, nonreligious show of support for a united Egypt. Instead, Tahrir Square was overrun with tens of thousands of Islamists -- members of the Muslim Brotherhood along with more conservative Salafists. The revolutionary slogan ''Hold your head up high, you're Egyptian'' was replaced by ''Hold your head up high, you're a Muslim.'' Many called for Shariah, or Islamic law, some flew the Saudi flag and others refashioned the Egyptian flag -- removing the eagle and replacing it with Islamic inscriptions. Ayman, who went down to the square early in the day with friends, found himself -- like many secular and liberal activists -- unwelcome. He left after an hour.</w:t>
+        <w:br/>
+        <w:t>A week later, we spoke by phone. ''It was like theater,'' he said about the dramatic Islamist show of force. ''I can't stay here one more day, even if I love my country.'' In the meantime, he told me, he had gotten a little further in his planning. He was figuring out how much money it might take to open a profitable gas station in the United States -- ''I think something like $350,000'' -- and was wondering aloud whether he could take out loans once he got to America and secured the necessary papers. ''Maybe if we get U.S. citizenship, I can leave the kids and Enas there and come back to work for my country,'' he said. ''But right now, it's time for me to go.''</w:t>
+        <w:br/>
+        <w:br/>
+        <w:t>http://www.nytimes.com</w:t>
+        <w:br/>
+        <w:br/>
+        <w:t>Graphic</w:t>
+        <w:br/>
+        <w:br/>
+        <w:t xml:space="preserve"> </w:t>
+        <w:br/>
+        <w:t>PHOTOS: Ayman and one of his daughters on the roof of their apartment building in Cairo. (MM38-MM39)</w:t>
+        <w:br/>
+        <w:t>Countdown: At home in the Shobra neighborhood. From left: Enas</w:t>
+        <w:br/>
+        <w:t>Jassy</w:t>
+        <w:br/>
+        <w:t>Ayman</w:t>
+        <w:br/>
+        <w:t>Joly</w:t>
+        <w:br/>
+        <w:t xml:space="preserve"> and Jomana. (PHOTOGRAPHS BY MOISES SAMAN/MAGNUM, FOR THE NEW YORK TIMES) (MM41)</w:t>
       </w:r>
     </w:p>
     <w:sectPr>

--- a/example_articles/countries/Egypt/2.countries_Egypt_New_York_Times.docx
+++ b/example_articles/countries/Egypt/2.countries_Egypt_New_York_Times.docx
@@ -7,7 +7,7 @@
         <w:pStyle w:val="Heading1"/>
       </w:pPr>
       <w:r>
-        <w:t>'Sometimes I feel we don't have a place here anymore'</w:t>
+        <w:t>Quiet Disobedience</w:t>
       </w:r>
     </w:p>
     <w:p>
@@ -17,17 +17,17 @@
     </w:p>
     <w:p>
       <w:r>
-        <w:t>Date: 2011-08-28</w:t>
+        <w:t>Date: 2012-02-17</w:t>
       </w:r>
     </w:p>
     <w:p>
       <w:r>
-        <w:t>Section: Section MM; Column 0; Magazine Desk; Pg. 38</w:t>
+        <w:t>Section: Section C; Column 0; Movies, Performing Arts/Weekend Desk; Pg. 25; ART REVIEW</w:t>
       </w:r>
     </w:p>
     <w:p>
       <w:r>
-        <w:t>Source file: NYT/51.DOCX</w:t>
+        <w:t>Source file: NYT/40.DOCX</w:t>
       </w:r>
     </w:p>
     <w:p>
@@ -49,67 +49,49 @@
     </w:p>
     <w:p>
       <w:r>
-        <w:t>The first time I met Ayman, he insisted on picking me up in his shiny black Chevrolet sedan outside the King of Shrimp, a popular fish restaurant in the Cairo neighborhood of Shobra. It was April, and he had just returned from Berlin, where he attended a conference on tourism (''the world's biggest'') for his job. A brand new ''I Love Berlin'' key chain dangled from his rearview mirror. Also dangling was a small metallic cross, along with ''I Love London'' and, of course, ''I Love New York.'' As a procurement manager at a multinational company, he travels a great deal. ''I have a busy passport,'' he told me during that first meeting, handing me his overfull visa pages to inspect.</w:t>
+        <w:t>The debut edition of the New Museum Triennial in 2009 was called ''Younger Than Jesus,'' signaling that the show was very much about age: Everyone in it was under 33. The title of the 2012 Triennial, ''The Ungovernables,'' shifts the emphasis to attitude. The artists are not only young, the idea is, but they're also disobedient, mutinous enfants terribles.</w:t>
         <w:br/>
-        <w:t>A youthful-looking 43, Ayman has worked his way up various ladders at a number of multinationals and makes an exceptional salary -- by Egyptian standards anyway -- of several thousand dollars a month. He is movie-star handsome and works out regularly at a fancy gym called Pro. He has memberships at three recreation clubs, and his wife, Enas, who is 37, collects designer perfumes and laughs like a girl half her age. (They asked me not to use their last name to help protect their privacy.) His children -- three strenuously color-coordinated girls named Joly, Jomana and Jassy -- are learning English in their convent school. (''Say 'how are you' in English,'' Ayman often tells them.) Their apartment, small but abundantly furnished, is filled with familiar markers of a modern, middle-class Egyptian life, from an unused treadmill to a very-wide-screen TV. Ayman's bedside reading includes many books in English on marketing, along with a handful of pocket romances. Until recently, they had planned a family diving trip to the Red Sea.</w:t>
+        <w:t>How true this is of their art turns out to be highly debatable, but the show does look and feel different from its moody, jangly predecessor. Writing in the catalog, the curator, Eungie Joo, director of education and public programs at the New Museum, sets the 2012 triennial in the context of, among other things, the recent Occupy movement. The reference is getting old now, but you can see its point.</w:t>
         <w:br/>
-        <w:t>''We didn't see this coming,'' Enas, a soft and pretty woman who wears sparkly tops and figure-hugging jeans, told me one day in May. She was speaking about the demonstrations that swept Egypt on Jan. 25 and the revolution that followed. ''In the first days, they said there were foreigners, from Switzerland and Israel, giving people money in Tahrir Square -- in euros -- and Kentucky Fried Chicken,'' she said. ''They said they were having sex and taking drugs. I believed such things.''</w:t>
+        <w:t>The exhibition that she and her assistant, Ryan Inouye, have assembled is appealing in the way the human megaphone is. Almost throughout, it's a thing of small, light formal gestures, unemphatic in tone and socially engaged, though in an unperturbed way that accommodates friendliness and wit.</w:t>
         <w:br/>
-        <w:t>By the end of January, Ayman joined the demonstrations with work colleagues. ''I would fight with him,'' Enas said. ''I was scared. I didn't want him to go, but he insisted.''</w:t>
+        <w:t>This triennial is distinctive too in its global reach: only 4 of the 50 or so artists were born in the United States. In this way, if no other, it serves as a natural foil to the mostly American Whitney Biennial, which opens next month. And it declares its internationalism right away, in the lobby gallery, with work by two collectives, one from Africa, the other from the Middle East, and a single artist, Gabriel Sierra, from Bogota, Colombia.</w:t>
         <w:br/>
-        <w:t>Ayman was visibly proud when he talked about his defense of the revolution against Hosni Mubarak's henchmen. ''I was helping to take care of the prison in the square, to hold all the thugs,'' he said. And then, the unthinkable happened: during sunset prayers on Feb. 11, a defamed and disgraced Mubarak stepped down, and like many Egyptians, Ayman and his family celebrated. The streets of Cairo were buzzing with songs and music. ''It was a happy day,'' Enas said.</w:t>
+        <w:t>Mr. Sierra's installation is ultra-discreet: a few tall, deep incisions in a wall, into which he's inserted contractor's tools -- a ladder, a level, a drafting table -- of a kind that he, or someone, might have used when making the incisions.</w:t>
         <w:br/>
-        <w:t>Over the next several weeks, Ayman and Enas took to voraciously consuming newspapers -- neither had followed the news much previously -- rehashing the paper's most alarming details to each other: the police were in disarray, jailbreaks were abundant, hospitals were being robbed. Above all, they lingered over stories of churches and their parishioners under threat from radical Salafists who, they heard, described churches as mafias harboring weapons and sinners. Other Salafists, so the rumors went, were calling for acid to be thrown in the faces of unveiled women. (Salafist leaders later denied this.) But many Copts worried that the democratic ideals that triumphed in Tahrir Square would be lost and Egypt might turn into an Islamic republic like Iran. ''We never even heard the word 'Salafist' before the revolution,'' Ayman told me.</w:t>
+        <w:t>The Middle Eastern collective, led by Ala Younis, from Jordan, has six members, and their collaboration seems quite loose. They share a theme, militarism, but use different mediums (drawing, photography, film) and very different approaches (approving, disapproving, hard to read) to address it. By contrast Invisible Borders Trans-African Photography Project is the real shoulder-to-shoulder collective thing. It's made up of artists and writers from Nigeria who, once a year for the past three years, have driven in vans from Lagos to other parts of the continent. Although they have fixed destinations on these trips, namely art events in Senegal, Mali and Ethiopia, their real goal is to cross as many national borders as possible and become, collectively and by default, pan-African.</w:t>
         <w:br/>
-        <w:t>By March, Ayman's fears had grown, and he began to reach out to Egyptian friends who live in America, asking them about their lives there. Never before had Ayman thought seriously about ''leaving our country,'' he said, but now he was asking friends how they had managed to emigrate and how he might go about moving his family out of Egypt if he needed to.</w:t>
+        <w:t>These adventures must be fun, but they've had their sobering moments, with car breakdowns, border hassles (the group refuses to pay the standard bribes) and some arrests, all captured on video by two of the artists, Lucy Azubuike and Nana Oforiatta-Ayim.</w:t>
         <w:br/>
-        <w:t>Ayman and his family, who are among Egypt's 10 million Christians, most of whom are Copts, live in Shobra, a traffic-clogged, densely packed district squeezed between the edge of downtown Cairo and the Nile. Though many upwardly mobile Copts left Shobra over the years as the area grew more working class, it remains one of the most concentrated Christian communities in Egypt. Ayman and Enas grew up here. Their church is 400 yards from their house, and the girls' school is not much farther.</w:t>
+        <w:t>Video, along with film, has a positive, disciplined presence in the show's four floors of galleries. Some artists, like Jonathas de Andrade from Brazil, treat the medium expressively, like painting. In a piece by him on the second floor, 4,000 black-and-white male headshots flash by in 60-minute loop, giving your eyes the equivalent of whiplash.</w:t>
         <w:br/>
-        <w:t>Copts -- which comes from the Greek word for Egyptians -- are one of the oldest and largest Christian communities in the Middle East. Christianity was the country's majority religion until after the advent of Islam in the 7th century, when millions converted. Throughout their history, the Copts have been subject to mixed fortunes, alternately marginalized, discriminated against or simply left alone. During Mubarak's three-decade tenure, a relative calm prevailed, though routine prejudice against Copts persisted in universities, the police force and government offices. Tales of the kidnapping and forced conversion to Islam of Coptic girls have become part of community folklore. Though these accounts are often difficult to confirm, they reflect a palpable paranoia. There have been violent incidents of sectarian strife too. On New Year's Eve, a church bombing during midnight Mass in Alexandria left 21 dead.</w:t>
+        <w:t>Installed nearby a film called ''Jewel'' by Hassan Khan, a British artist living in Cairo, packs an aural as well as visual punch. The focus is on two male performers, one in working-class clothes, the other in office attire, each representing aspects of Cairo's social history. Throughout the film they stand facing each other, making fiercely wafting arm gestures to a booming Shaabi beat. Their interaction feels combative, but also erotic, like a sensuous pas de deux.</w:t>
         <w:br/>
-        <w:t>Anxiety among Egypt's Copts has only grown since the revolution. Enas more than once told the story of a group of villagers who attacked a Coptic landlord in Upper Egypt in March who they suspected of having an inappropriate relationship with one of his female Muslim tenants. ''They cut his ear off!'' she would say, her hand moving swiftly across her neck and ear. Meanwhile, abuses began to hit closer to home. Enas's mother, Samira, who is 77, and her aunt, who is 75, shared an apartment and were routinely harassed by a neighbor, an older Muslim man. One day when the grandchildren were visiting, the neighbor became particularly vicious. ''He let his dog loose on the children and called us heathens,'' Samira told me, her eyes tearing up. ''He had always been abusive, but after the revolution, he had more freedom to exercise it.'' Shortly after the incident, Samira and her sister moved in with the family; the two elderly women now share a tiny bedroom with Enas's three daughters.</w:t>
+        <w:t>And a third video piece, by the Finnish artist Pilvi Takala, is a triennial highlight. She made it in 2008, after taking a job at an accounting firm. After some training she took her assigned desk and sat there for a month, doing not a lick of work, just staring off into space, breaking the routine only to ride the company elevator repeatedly up and down.</w:t>
         <w:br/>
-        <w:t>During the spring, the family stocked up on food and other supplies, and whenever Ayman traveled abroad, the family would stay indoors; the girls didn't go to school. It didn't help that their local police station, looted during the revolution, had not reopened (although ''the police do nothing for the Copts'' is a common refrain). ''We don't feel safe without Ayman,'' Enas said on one of my first visits to the family. She walked to the front door and pulled out a six-foot wooden staff from behind some cabinets. ''For protection,'' she said, laughing nervously. Ayman, who was sitting nearby, went to the other room and came back with a handgun he recently purchased. ''Don't worry,'' he said. ''It shoots blanks.''</w:t>
+        <w:t>Her fellow employees were friendly at first, and curious, but soon grew wary, then hostile, as it became clear that her spaced-out behavior was going to continue and that she wasn't going to explain. How Ms. Takala managed to tape all this, I can't imagine. But her mute, unnerving occupation of corporate space is something to see.</w:t>
         <w:br/>
-        <w:t>The middle class and the educated intelligentsia have been leaving Egypt and the Middle East for decades -- for America, Britain, Australia -- seeking the stuff of a better life: higher-quality education, rosier business prospects, cleaner air and nicer parks. The U.S. green-card lottery is a frequent topic of discussion and intrigue, and in some neighborhoods, a person who manages to leave is referred to as a khawagga, or foreigner. And yet the revolution of Jan. 25, which was supposed to make Egypt a more hospitable place to live, may motivate more families to leave than ever before. If post-Mubarak Egypt inspires fear in people like Ayman, it may be pushing away the very people it needs most to build its new democracy.</w:t>
+        <w:t>In line with trends of the last three years the show includes a fair amount of performance. Ms. Takala's video qualifies as such. So do events taking place off site. Nicolas Paris, from Colombia, will run art workshops for high school students. An Israeli collective, Public Movement, will stage topical debates around town. Yet another collective, House of Natural Fiber, from Indonesia, plans to demonstrate technology for producing alcoholic beverages and electronic music simultaneously.</w:t>
         <w:br/>
-        <w:t>By April, with frenzied discussion about rising Salafism in the newspapers, on talk shows and in living rooms across the country, Ayman and Enas began openly talking about moving to the United States. ''I know many people there,'' Ayman told me, pulling out a stack of business cards. They bore names of cities and neighborhoods with Egyptian populations: Bay Ridge in Brooklyn, Arlington, Va., Jersey City. One of his friends, he said, runs a supermarket, and another buys and sells cars. Ayman was planning to claim asylum on the grounds that Egypt had become unsafe for Copts. Though he had heard that lawyers could sell him a story -- for $4,000 -- he was not interested. ''I won't lie,'' he said. ''And I haven't made up my mind 100 percent. After 43 years, leaving everything I have built, it's not easy. I would be starting from the beginning.''</w:t>
+        <w:t>Along with all the action the show has plenty of objects. Most have a kind of finessed scruffiness that's popular these days: casual, but with intent. A sculpture by Adrian Villar Rojas on the fifth floor, however, is a real grandstander. Titled ''A person loved me'' and molded from gray clay, it towers floor to ceiling, like some monstrous fungus bristling with clublike growths.</w:t>
         <w:br/>
-        <w:t>Leaving Egypt would mean relinquishing multiple comforts: a close-knit family; long, lazy evenings at the coffee shop, smoking a water pipe; a solid career; not to mention the difficulty of negotiating life in another language. What if Ayman had trouble finding work? What if work was all he did? It would be hard on Enas too. Though naturally sociable, she didn't have close friends in America as Ayman did -- nor did she speak English. She spent a good deal of time worrying about leaving behind her elderly mother, whom she called her ''best friend.'' The idea of America fluctuated for them between seeming like a land of bounty and a harsh, foreign place.</w:t>
+        <w:t>Mr. Villar Rojas, who represented Argentina in last year's Venice Biennale, created the piece at the museum. And though he finished it very recently, it already seems on the road to decay, which is precisely the effect that this young artist, fixated on the magnitude of worldly impermanence, is after. (In March he will install a second sculpture at the World Financial Center Plaza in Lower Manhattan.)</w:t>
         <w:br/>
-        <w:t>''It could be heaven or it could be hell,'' Enas told me one day as we talked through the questions running through her head. ''We will be walking into the unknown.''</w:t>
+        <w:t>Impermanence, whether it means falling apart or failing to cohere, is also a recurrent theme for Danh Vo, who was born in Vietnam, lives in Berlin, and is one of the most stimulating figures on the international scene. The five copper sculptures that he calls ''We the People'' look like generic abstraction. But they're fragments of an immense figure, a full-size replica of the Statue of Liberty that he had cast, piecemeal, in China.</w:t>
         <w:br/>
-        <w:t>Some weeks later, I met Ayman and Enas in one of their favorite coffee shops, the popular Goal Cafe in the Nile-side neighborhood of Zamalek. Zamalek's regal villas and elitist cachet was a far cry from Shobra's meandering, litter-strewn streets, and Ayman's income allowed him to treat himself and Enas to frequent trips there. Enas dressed up for the occasion in a shimmering top and superfluous rouge -- she looked as if she were having her yearbook photo taken -- and Ayman donned the standard uniform of the upwardly mobile Egyptian man: starched polo shirt, jeans and abundant hair gel.</w:t>
+        <w:t>Will he ever be able to assemble the already-large pieces into a grand whole? Will the American people ever be a ''we'' instead of an ''us and them''? Uncertainty is an existential searchlight that Mr. Vo, and many of his peers, hold high on a hunt for new ideas and procedures.</w:t>
         <w:br/>
-        <w:t>As we sat down for a water pipe, the two boasted about Joly, their oldest daughter, who gets top marks in her class. ''They will never let a Coptic girl be known as the top student,'' Ayman said. ''She can only be No. 2.''</w:t>
+        <w:t>Two New York artists make good use of it. One is Abigail DeVille, who has created a kind of squatter's cave from street junk and family ephemera in an alcove on a museum staircase. The other is Julia Dault, whose sculptures, made of string-tied, stacked-up rolls of plexiglass, look substantial enough but require the support of a gallery wall to stay upright. Operating within self-assigned strictures, Ms. Dault created each sculpture in a single session, bending and securing the unwieldy materials herself. The final form will depend on the physical strength she's able to muster on a given day. The result: contingent Minimalism; Fluxus with muscle.</w:t>
         <w:br/>
-        <w:t>Speaking loudly over the blare of dueling TVs, Enas jumped in -- she seemed unusually in her element in the trendy coffee shop. ''There are obstacles all around,'' she said. ''We have to get permission to build churches!''</w:t>
+        <w:t>Unsurprisingly, certain other artists -- Rita Ponce de Leon, Mounira Al Sohl, Lynette Yiadom-Boakye, Lee Kit, Kemang Wa Lehulere -- favor more conventional media, like drawing and painting, while still others put ideas before all. Maybe Ms. Joo's role as an educator explains the inclusion of a fairly high quantity of art that reveals itself only after a viewer has done some homework.</w:t>
         <w:br/>
-        <w:t>Our conversation shifted, as it often did, to what they envisioned their life in the United States would be like if they moved. Enas remarked that she would be able to wear whatever she wanted. As fringe Salafists continued to rail against ''immodest'' women -- links to threatening YouTube sermons were widely disseminated among Copts -- Enas stopped wearing short sleeves and had taken to tucking her cross inside her blouse. She had also stopped going to her hairdresser and even to the City/stars Mall, Cairo's most popular shopping destination. After the revolution, stickers were plastered on the mall's doors warning against gratuitous skin exposure.</w:t>
+        <w:t>You have to know what a Venn diagram is (two circles that share a point of intersection), and further know that such diagrams were banned as subversive by dictators in Argentina in the 1970s, to grasp the full import of a pretty light projection by Amalia Pica.</w:t>
         <w:br/>
-        <w:t>And yet, however free America might be, moving could mean giving up a certain kind of life they had grown attached to, especially on their forays into Zamalek. The neighborhood was a fitting emblem of their aspirations. Enas turned to me and said, ''He may have to work at a gas station or a supermarket.''</w:t>
+        <w:t>Even without these details the piece is familiar because it has so many art-historical precedents, near and distant. Almost everything here does. As you move through the galleries, you find yourself writing looks-like lists in your head, which brings us back to the triennial's title.</w:t>
         <w:br/>
-        <w:t>''It may be hard,'' Ayman agreed, adding, ''but maybe everything is cheaper. In America, there is buy one, get one free.''</w:t>
+        <w:t>How ungovernable can artists be who have all, so to speak, attended the same global art school, studied under the same star teachers, from whom they learned to pitch their art, however obliquely, to one world market? It's good to keep in mind that in this case age really is a factor. This is a young person's showcase. If even just a few of these artists manage to discover, as they grow and change, what ungovernable really is, and be it, future generations will owe the New Museum a debt of thanks.</w:t>
         <w:br/>
-        <w:t>One day in the spring, I visited Ayman and his family at home. His niece Hala, a recent graduate of the faculty of languages at Ain Shams University, was there, too. Hala speaks English and German. She told me that she would like to work in human resources -- though her reverential tone indicated that she might not really know what that entails. There were only 10 Christians in her department, and even before the revolution, she said, Muslim students aggressively proselytized around her and the other Christian students. She said she loves theater -- among her favorite plays are ''Hamlet,'' ''The Merchant of Venice'' and ''Romeo and Juliet'' -- and the last production she acted in (at her church) was about the experiences of four Egyptians who want to emigrate. She played two of the characters.</w:t>
-        <w:br/>
-        <w:t>''The message of the play is that it is better to stay in your country,'' she said. I asked if she agreed. ''Of course,'' she said. I asked if Copts were better off before the revolution. Hala nodded, saying, ''There was more safety.'' But she quickly added, as if her university education required her to, ''Still, we chose the revolution.''</w:t>
-        <w:br/>
-        <w:t>Enas's mother, a petite woman who smiles a lot but is mostly silent, pointed to the girls and announced, ''They want to leave.'' I asked Joly, who is 12, why she wanted to go to America. ''Better schools,'' she said dutifully. ''And more Nickelodeon.'' When I asked if she would miss her friends, she said, ''We can talk on the phone.'' Jomana piped up with a better solution: ''Facebook.''</w:t>
-        <w:br/>
-        <w:t>In early May, a rumor swept through the neighborhood of Imbaba, a poor area just across the Nile from Shobra, that members of the St. Mina church had kidnapped a female convert to Islam. Hundreds of Muslim residents surrounded the church, some chanting ''Allah akbar,'' ''God is great,'' and others wielding guns, clubs and swords. By night's end, St. Mina and another nearby church had burned to the ground, and at least 12 were dead. Ayman's worst fears were materializing. The day after the episode, he posted a video on his Facebook page of a long-bearded man calling for Muslims to attack churches.</w:t>
-        <w:br/>
-        <w:t>In the weeks that followed, Coptic and Muslim protesters, Ayman among them, set up camp at the state television building, demanding that those who attacked the churches be punished. A few nights into the sit-in, I found Ayman huddled in the back of a coffee shop, taking a break from the restive crowd. It was close to midnight, and the riot police had formed an awkward ring around the area. Less than an hour before, a group of at least 200 people raided the mostly peaceful gathering and set seven cars and a tree on fire. Ayman, whose eyes were glazed over from fear or exhaustion or both, took the arm of the man next to him and announced: ''He is a Muslim. I am a Christian. We never had to think about religion before!'' Outside, someone fired a gun. ''Sometimes I feel we don't have a place here anymore,'' he said.</w:t>
-        <w:br/>
-        <w:t>The following day, something shifted. Ayman told me he would continue to join the protests after work, but he also said that he had saved $60,000 to put toward opening a gas station in America, ''I think in Washington, D.C.'' To make extra money for the move, he and a friend were thinking about exporting frozen strawberries to Europe. He said that once he was in the United States, he hoped to import cotton goods from Egypt. ''I could find a relationship to a shop called K-Mart,'' he said. Two days later, I received a text message from him that read: ''I'm planning to move to U.S. first of Aug.'' When I called him, he said he would be preparing an asylum case. ''I am ready,'' he said.</w:t>
-        <w:br/>
-        <w:t>There have been times in the past months when tensions threatened to mar the fabric of historically cosmopolitan Egypt, as well as the glory of the telegenic revolution that had come to pass. Even Hosni Mubarak, with his paternalistic talk of having kept Egypt peaceful, was redeemed in some people's eyes. (''For 30 years, he was our father,'' one Coptic protester told me in April. ''He kept us safe.'') In the end, if the Egyptian revolution fails, it will be in part because instability has inspired so many to leave. Local newsmagazines are already highlighting the number of Egyptians preparing emigration papers; the July 6 issue of Al Mussawar magazine announced that in the first five months after Jan. 25, 608 Egyptians successfully obtained other passports; double the number who obtained them during the same period in the previous year. That figure doesn't include hundreds of others who are thought to have left some other way. Stories of people who relocated since the revolution -- some of them wealthy Egyptians who bought their way out, others who used tourist visas to travel to Australia, Europe and America where they may file for asylum -- are growing more common. Naguib Gabriel, a prominent Coptic lawyer, told me last month that he was receiving 100 inquiries a week about how to leave. ''For us, this revolution has been very bad,'' he said.</w:t>
-        <w:br/>
-        <w:t>The State Department's annual human rights report chronicles the plight of Copts in Egypt at length. In April, the U.S. Commission on International Religious Freedom recommended to Hillary Clinton, the secretary of state, that Egypt -- for the first time -- be labeled a ''country of particular concern.'' In mid-August, Congress assigned a special envoy for minority affairs in the Middle East and Asia who would have Copts as part of his portfolio. Michael Meunier, the president of the U.S. Copts Association, recently told me that representatives of churches in Washington and elsewhere have told him they were already hearing from Coptic emigres in need of financial and other forms of support. He expects those numbers to rise. ''No one feels safe,'' he said. ''And even if the richer Copts manage to get out, it's the poor who get stuck.''</w:t>
-        <w:br/>
-        <w:t>By the end of July, Ayman and Enas were still in Egypt. A new Egyptian law limited the withdrawal or transfer of large sums out of the country. Ayman's bank would only allow him to transfer up to $10,000 a month, so he was scrambling to figure out how he could borrow money from friends abroad. He still planned to pursue an asylum case and told me that while Enas's elderly mother and aunt would stay behind, his niece, Hala would join them. Then came July 29, when Ayman, along with thousands of others, participated in the Friday of Unity, a demonstration intended to gather secularists and Islamists alike in a peaceful, nonreligious show of support for a united Egypt. Instead, Tahrir Square was overrun with tens of thousands of Islamists -- members of the Muslim Brotherhood along with more conservative Salafists. The revolutionary slogan ''Hold your head up high, you're Egyptian'' was replaced by ''Hold your head up high, you're a Muslim.'' Many called for Shariah, or Islamic law, some flew the Saudi flag and others refashioned the Egyptian flag -- removing the eagle and replacing it with Islamic inscriptions. Ayman, who went down to the square early in the day with friends, found himself -- like many secular and liberal activists -- unwelcome. He left after an hour.</w:t>
-        <w:br/>
-        <w:t>A week later, we spoke by phone. ''It was like theater,'' he said about the dramatic Islamist show of force. ''I can't stay here one more day, even if I love my country.'' In the meantime, he told me, he had gotten a little further in his planning. He was figuring out how much money it might take to open a profitable gas station in the United States -- ''I think something like $350,000'' -- and was wondering aloud whether he could take out loans once he got to America and secured the necessary papers. ''Maybe if we get U.S. citizenship, I can leave the kids and Enas there and come back to work for my country,'' he said. ''But right now, it's time for me to go.''</w:t>
+        <w:t>''The Ungovernables: 2012 New Museum Triennial'' remains through April 22 at the New Museum, 235 Bowery, Lower East Side; (212) 219-1222, newmuseum.org.</w:t>
         <w:br/>
         <w:br/>
         <w:t>http://www.nytimes.com</w:t>
@@ -120,17 +102,13 @@
         <w:br/>
         <w:t xml:space="preserve"> </w:t>
         <w:br/>
-        <w:t>PHOTOS: Ayman and one of his daughters on the roof of their apartment building in Cairo. (MM38-MM39)</w:t>
+        <w:t>PHOTOS: The Ungovernables: 2012 New Museum Triennial: Danh Vo's ''We the People,'' copper fragments of a full-size replica of the Statue of Liberty, is featured in this triennial. (C1)</w:t>
         <w:br/>
-        <w:t>Countdown: At home in the Shobra neighborhood. From left: Enas</w:t>
+        <w:t>International images: From left, Rayyane Tabet's ''1989,'' Kemang Wa Lehulere's ''Remembering the Future of a Hole as a Verb 2'' and Amalia Pica's ''Eavesdropping (Version # 2, large).''</w:t>
         <w:br/>
-        <w:t>Jassy</w:t>
+        <w:t>Above, Julia Dault's ''Untitled 20 (1:00 pm - 5:30 pm, February 5, 2012),'' made of string-tied, stackedup rolls of plexiglass. Right, ''Pray- Way'' made by the group Slavs and Tatars.</w:t>
         <w:br/>
-        <w:t>Ayman</w:t>
-        <w:br/>
-        <w:t>Joly</w:t>
-        <w:br/>
-        <w:t xml:space="preserve"> and Jomana. (PHOTOGRAPHS BY MOISES SAMAN/MAGNUM, FOR THE NEW YORK TIMES) (MM41)</w:t>
+        <w:t xml:space="preserve"> ''Junior General on Iraq'' by Ala Younis, part of a Middle Eastern collective, on the floor of the lobby gallery. (PHOTOGRAPHS BY LIBRADO ROMERO/THE NEW YORK TIMES) (C28)</w:t>
       </w:r>
     </w:p>
     <w:sectPr>
